--- a/apostila/Projeto Space For Men.docx
+++ b/apostila/Projeto Space For Men.docx
@@ -9551,7 +9551,12 @@
     <w:p/>
     <w:p/>
     <w:p>
-      <w:r>
+      <w:bookmarkStart w:id="0" w:name="_GoBack"/>
+      <w:bookmarkEnd w:id="0"/>
+      <w:r>
+        <w:rPr>
+          <w:noProof/>
+        </w:rPr>
         <w:lastRenderedPageBreak/>
         <w:drawing>
           <wp:anchor distT="0" distB="0" distL="114300" distR="114300" simplePos="0" relativeHeight="251742208" behindDoc="1" locked="0" layoutInCell="1" allowOverlap="1" wp14:anchorId="08856C2F">
@@ -9626,15 +9631,7 @@
       </w:r>
       <w:proofErr w:type="spellEnd"/>
       <w:r>
-        <w:t xml:space="preserve"> no título, </w:t>
-      </w:r>
-      <w:proofErr w:type="gramStart"/>
-      <w:r>
-        <w:t>ou seja</w:t>
-      </w:r>
-      <w:proofErr w:type="gramEnd"/>
-      <w:r>
-        <w:t xml:space="preserve"> vamos passar o mouse ele vai aumentar de tamanho passando uma impressão que a imagem está se</w:t>
+        <w:t xml:space="preserve"> no título, ou seja vamos passar o mouse ele vai aumentar de tamanho passando uma impressão que a imagem está se</w:t>
       </w:r>
       <w:r>
         <w:t xml:space="preserve"> movendo.</w:t>
@@ -9650,6 +9647,9 @@
         </w:rPr>
       </w:pPr>
       <w:r>
+        <w:rPr>
+          <w:noProof/>
+        </w:rPr>
         <w:drawing>
           <wp:anchor distT="0" distB="0" distL="114300" distR="114300" simplePos="0" relativeHeight="251743232" behindDoc="1" locked="0" layoutInCell="1" allowOverlap="1" wp14:anchorId="0C54D238">
             <wp:simplePos x="0" y="0"/>
@@ -9735,6 +9735,9 @@
     <w:p/>
     <w:p>
       <w:r>
+        <w:rPr>
+          <w:noProof/>
+        </w:rPr>
         <w:drawing>
           <wp:anchor distT="0" distB="0" distL="114300" distR="114300" simplePos="0" relativeHeight="251744256" behindDoc="1" locked="0" layoutInCell="1" allowOverlap="1" wp14:anchorId="52B3A95D">
             <wp:simplePos x="0" y="0"/>
@@ -9811,14 +9814,17 @@
     <w:p/>
     <w:p>
       <w:r>
+        <w:rPr>
+          <w:noProof/>
+        </w:rPr>
         <w:drawing>
           <wp:anchor distT="0" distB="0" distL="114300" distR="114300" simplePos="0" relativeHeight="251745280" behindDoc="1" locked="0" layoutInCell="1" allowOverlap="1" wp14:anchorId="5EAD6E69">
             <wp:simplePos x="0" y="0"/>
             <wp:positionH relativeFrom="column">
-              <wp:posOffset>-102515</wp:posOffset>
+              <wp:posOffset>-80970</wp:posOffset>
             </wp:positionH>
             <wp:positionV relativeFrom="paragraph">
-              <wp:posOffset>346178</wp:posOffset>
+              <wp:posOffset>218484</wp:posOffset>
             </wp:positionV>
             <wp:extent cx="4210050" cy="895350"/>
             <wp:effectExtent l="0" t="0" r="0" b="0"/>
@@ -9886,14 +9892,369 @@
       <w:r>
         <w:t>.</w:t>
       </w:r>
+    </w:p>
+    <w:p/>
+    <w:p/>
+    <w:p/>
+    <w:p/>
+    <w:p>
+      <w:r>
+        <w:t xml:space="preserve">55- Inserindo uma imagem de fundo no site ao </w:t>
+      </w:r>
+      <w:proofErr w:type="spellStart"/>
+      <w:r>
+        <w:t>contrario</w:t>
+      </w:r>
+      <w:proofErr w:type="spellEnd"/>
+      <w:r>
+        <w:t xml:space="preserve"> do </w:t>
+      </w:r>
+      <w:proofErr w:type="spellStart"/>
+      <w:r>
+        <w:t>html</w:t>
+      </w:r>
+      <w:proofErr w:type="spellEnd"/>
+      <w:r>
+        <w:t xml:space="preserve"> colocamos uma imagem de fundo pelo CSS e quando realizamos tal função a natureza da imagem e ficar se repetindo no site.</w:t>
+      </w:r>
+    </w:p>
+    <w:p>
+      <w:pPr>
+        <w:rPr>
+          <w:noProof/>
+        </w:rPr>
+      </w:pPr>
+      <w:r>
+        <w:t>Se não quisemos que isso aconteça precisamos adicionar o comando.</w:t>
+      </w:r>
+    </w:p>
+    <w:p>
+      <w:r>
+        <w:rPr>
+          <w:noProof/>
+        </w:rPr>
+        <w:drawing>
+          <wp:anchor distT="0" distB="0" distL="114300" distR="114300" simplePos="0" relativeHeight="251746304" behindDoc="1" locked="0" layoutInCell="1" allowOverlap="1" wp14:anchorId="65036564">
+            <wp:simplePos x="0" y="0"/>
+            <wp:positionH relativeFrom="margin">
+              <wp:align>left</wp:align>
+            </wp:positionH>
+            <wp:positionV relativeFrom="paragraph">
+              <wp:posOffset>6232</wp:posOffset>
+            </wp:positionV>
+            <wp:extent cx="3009900" cy="1009650"/>
+            <wp:effectExtent l="0" t="0" r="0" b="0"/>
+            <wp:wrapTight wrapText="bothSides">
+              <wp:wrapPolygon edited="0">
+                <wp:start x="0" y="0"/>
+                <wp:lineTo x="0" y="21192"/>
+                <wp:lineTo x="21463" y="21192"/>
+                <wp:lineTo x="21463" y="0"/>
+                <wp:lineTo x="0" y="0"/>
+              </wp:wrapPolygon>
+            </wp:wrapTight>
+            <wp:docPr id="89" name="Imagem 89"/>
+            <wp:cNvGraphicFramePr>
+              <a:graphicFrameLocks xmlns:a="http://schemas.openxmlformats.org/drawingml/2006/main" noChangeAspect="1"/>
+            </wp:cNvGraphicFramePr>
+            <a:graphic xmlns:a="http://schemas.openxmlformats.org/drawingml/2006/main">
+              <a:graphicData uri="http://schemas.openxmlformats.org/drawingml/2006/picture">
+                <pic:pic xmlns:pic="http://schemas.openxmlformats.org/drawingml/2006/picture">
+                  <pic:nvPicPr>
+                    <pic:cNvPr id="1" name=""/>
+                    <pic:cNvPicPr/>
+                  </pic:nvPicPr>
+                  <pic:blipFill>
+                    <a:blip r:embed="rId99">
+                      <a:extLst>
+                        <a:ext uri="{28A0092B-C50C-407E-A947-70E740481C1C}">
+                          <a14:useLocalDpi xmlns:a14="http://schemas.microsoft.com/office/drawing/2010/main" val="0"/>
+                        </a:ext>
+                      </a:extLst>
+                    </a:blip>
+                    <a:stretch>
+                      <a:fillRect/>
+                    </a:stretch>
+                  </pic:blipFill>
+                  <pic:spPr>
+                    <a:xfrm>
+                      <a:off x="0" y="0"/>
+                      <a:ext cx="3009900" cy="1009650"/>
+                    </a:xfrm>
+                    <a:prstGeom prst="rect">
+                      <a:avLst/>
+                    </a:prstGeom>
+                  </pic:spPr>
+                </pic:pic>
+              </a:graphicData>
+            </a:graphic>
+          </wp:anchor>
+        </w:drawing>
+      </w:r>
+    </w:p>
+    <w:p/>
+    <w:p/>
+    <w:p>
       <w:r>
         <w:t xml:space="preserve">  </w:t>
       </w:r>
-      <w:bookmarkStart w:id="0" w:name="_GoBack"/>
-      <w:bookmarkEnd w:id="0"/>
+    </w:p>
+    <w:p>
+      <w:r>
+        <w:t xml:space="preserve">56- No </w:t>
+      </w:r>
+      <w:proofErr w:type="spellStart"/>
+      <w:r>
+        <w:t>footer</w:t>
+      </w:r>
+      <w:proofErr w:type="spellEnd"/>
+      <w:r>
+        <w:t xml:space="preserve"> após colocamos uma imagem de fundo preta se fez necessário mudar a cor da letra do </w:t>
+      </w:r>
+      <w:proofErr w:type="gramStart"/>
+      <w:r>
+        <w:t>parágrafo(</w:t>
+      </w:r>
+      <w:proofErr w:type="gramEnd"/>
+      <w:r>
+        <w:t>White</w:t>
+      </w:r>
+      <w:r>
+        <w:t>).</w:t>
+      </w:r>
+    </w:p>
+    <w:p>
+      <w:r>
+        <w:t>Aumentamos o espaço interno tanto para cima como para baixo e diminuímos o tamanho da fonte.</w:t>
+      </w:r>
+    </w:p>
+    <w:p>
+      <w:pPr>
+        <w:rPr>
+          <w:noProof/>
+        </w:rPr>
+      </w:pPr>
+      <w:r>
+        <w:lastRenderedPageBreak/>
+        <w:drawing>
+          <wp:anchor distT="0" distB="0" distL="114300" distR="114300" simplePos="0" relativeHeight="251747328" behindDoc="1" locked="0" layoutInCell="1" allowOverlap="1" wp14:anchorId="2DE3381E">
+            <wp:simplePos x="0" y="0"/>
+            <wp:positionH relativeFrom="margin">
+              <wp:posOffset>-1093</wp:posOffset>
+            </wp:positionH>
+            <wp:positionV relativeFrom="paragraph">
+              <wp:posOffset>60</wp:posOffset>
+            </wp:positionV>
+            <wp:extent cx="3019425" cy="1314450"/>
+            <wp:effectExtent l="0" t="0" r="9525" b="0"/>
+            <wp:wrapTight wrapText="bothSides">
+              <wp:wrapPolygon edited="0">
+                <wp:start x="0" y="0"/>
+                <wp:lineTo x="0" y="21287"/>
+                <wp:lineTo x="21532" y="21287"/>
+                <wp:lineTo x="21532" y="0"/>
+                <wp:lineTo x="0" y="0"/>
+              </wp:wrapPolygon>
+            </wp:wrapTight>
+            <wp:docPr id="91" name="Imagem 91"/>
+            <wp:cNvGraphicFramePr>
+              <a:graphicFrameLocks xmlns:a="http://schemas.openxmlformats.org/drawingml/2006/main" noChangeAspect="1"/>
+            </wp:cNvGraphicFramePr>
+            <a:graphic xmlns:a="http://schemas.openxmlformats.org/drawingml/2006/main">
+              <a:graphicData uri="http://schemas.openxmlformats.org/drawingml/2006/picture">
+                <pic:pic xmlns:pic="http://schemas.openxmlformats.org/drawingml/2006/picture">
+                  <pic:nvPicPr>
+                    <pic:cNvPr id="1" name=""/>
+                    <pic:cNvPicPr/>
+                  </pic:nvPicPr>
+                  <pic:blipFill>
+                    <a:blip r:embed="rId100">
+                      <a:extLst>
+                        <a:ext uri="{28A0092B-C50C-407E-A947-70E740481C1C}">
+                          <a14:useLocalDpi xmlns:a14="http://schemas.microsoft.com/office/drawing/2010/main" val="0"/>
+                        </a:ext>
+                      </a:extLst>
+                    </a:blip>
+                    <a:stretch>
+                      <a:fillRect/>
+                    </a:stretch>
+                  </pic:blipFill>
+                  <pic:spPr>
+                    <a:xfrm>
+                      <a:off x="0" y="0"/>
+                      <a:ext cx="3019425" cy="1314450"/>
+                    </a:xfrm>
+                    <a:prstGeom prst="rect">
+                      <a:avLst/>
+                    </a:prstGeom>
+                  </pic:spPr>
+                </pic:pic>
+              </a:graphicData>
+            </a:graphic>
+          </wp:anchor>
+        </w:drawing>
+      </w:r>
+    </w:p>
+    <w:p/>
+    <w:p/>
+    <w:p/>
+    <w:p/>
+    <w:p/>
+    <w:p>
+      <w:pPr>
+        <w:rPr>
+          <w:noProof/>
+        </w:rPr>
+      </w:pPr>
+      <w:r>
+        <w:t>57-</w:t>
+      </w:r>
+      <w:r>
+        <w:t xml:space="preserve"> Criamos a página contatos.html e contatos.css copiamos o cabeçalho(header) da página produtos e colocamos na página contato e repetimos o mesmo processo do </w:t>
+      </w:r>
+      <w:proofErr w:type="spellStart"/>
+      <w:r>
+        <w:t>css</w:t>
+      </w:r>
+      <w:proofErr w:type="spellEnd"/>
+      <w:r>
+        <w:t xml:space="preserve"> com isso finalizando o menu que já estava pronto.</w:t>
+      </w:r>
+    </w:p>
+    <w:p>
+      <w:r>
+        <w:drawing>
+          <wp:anchor distT="0" distB="0" distL="114300" distR="114300" simplePos="0" relativeHeight="251749376" behindDoc="1" locked="0" layoutInCell="1" allowOverlap="1" wp14:anchorId="5CCFA757">
+            <wp:simplePos x="0" y="0"/>
+            <wp:positionH relativeFrom="page">
+              <wp:posOffset>381783</wp:posOffset>
+            </wp:positionH>
+            <wp:positionV relativeFrom="paragraph">
+              <wp:posOffset>14605</wp:posOffset>
+            </wp:positionV>
+            <wp:extent cx="1714739" cy="4324954"/>
+            <wp:effectExtent l="0" t="0" r="0" b="0"/>
+            <wp:wrapTight wrapText="bothSides">
+              <wp:wrapPolygon edited="0">
+                <wp:start x="0" y="0"/>
+                <wp:lineTo x="0" y="21505"/>
+                <wp:lineTo x="21360" y="21505"/>
+                <wp:lineTo x="21360" y="0"/>
+                <wp:lineTo x="0" y="0"/>
+              </wp:wrapPolygon>
+            </wp:wrapTight>
+            <wp:docPr id="94" name="Imagem 94"/>
+            <wp:cNvGraphicFramePr>
+              <a:graphicFrameLocks xmlns:a="http://schemas.openxmlformats.org/drawingml/2006/main" noChangeAspect="1"/>
+            </wp:cNvGraphicFramePr>
+            <a:graphic xmlns:a="http://schemas.openxmlformats.org/drawingml/2006/main">
+              <a:graphicData uri="http://schemas.openxmlformats.org/drawingml/2006/picture">
+                <pic:pic xmlns:pic="http://schemas.openxmlformats.org/drawingml/2006/picture">
+                  <pic:nvPicPr>
+                    <pic:cNvPr id="1" name=""/>
+                    <pic:cNvPicPr/>
+                  </pic:nvPicPr>
+                  <pic:blipFill>
+                    <a:blip r:embed="rId101">
+                      <a:extLst>
+                        <a:ext uri="{28A0092B-C50C-407E-A947-70E740481C1C}">
+                          <a14:useLocalDpi xmlns:a14="http://schemas.microsoft.com/office/drawing/2010/main" val="0"/>
+                        </a:ext>
+                      </a:extLst>
+                    </a:blip>
+                    <a:stretch>
+                      <a:fillRect/>
+                    </a:stretch>
+                  </pic:blipFill>
+                  <pic:spPr>
+                    <a:xfrm>
+                      <a:off x="0" y="0"/>
+                      <a:ext cx="1714739" cy="4324954"/>
+                    </a:xfrm>
+                    <a:prstGeom prst="rect">
+                      <a:avLst/>
+                    </a:prstGeom>
+                  </pic:spPr>
+                </pic:pic>
+              </a:graphicData>
+            </a:graphic>
+          </wp:anchor>
+        </w:drawing>
+      </w:r>
+      <w:r>
+        <w:drawing>
+          <wp:anchor distT="0" distB="0" distL="114300" distR="114300" simplePos="0" relativeHeight="251748352" behindDoc="1" locked="0" layoutInCell="1" allowOverlap="1" wp14:anchorId="63267BEE">
+            <wp:simplePos x="0" y="0"/>
+            <wp:positionH relativeFrom="page">
+              <wp:posOffset>2056927</wp:posOffset>
+            </wp:positionH>
+            <wp:positionV relativeFrom="paragraph">
+              <wp:posOffset>286858</wp:posOffset>
+            </wp:positionV>
+            <wp:extent cx="4495800" cy="2295525"/>
+            <wp:effectExtent l="0" t="0" r="0" b="9525"/>
+            <wp:wrapTight wrapText="bothSides">
+              <wp:wrapPolygon edited="0">
+                <wp:start x="0" y="0"/>
+                <wp:lineTo x="0" y="21510"/>
+                <wp:lineTo x="21508" y="21510"/>
+                <wp:lineTo x="21508" y="0"/>
+                <wp:lineTo x="0" y="0"/>
+              </wp:wrapPolygon>
+            </wp:wrapTight>
+            <wp:docPr id="92" name="Imagem 92"/>
+            <wp:cNvGraphicFramePr>
+              <a:graphicFrameLocks xmlns:a="http://schemas.openxmlformats.org/drawingml/2006/main" noChangeAspect="1"/>
+            </wp:cNvGraphicFramePr>
+            <a:graphic xmlns:a="http://schemas.openxmlformats.org/drawingml/2006/main">
+              <a:graphicData uri="http://schemas.openxmlformats.org/drawingml/2006/picture">
+                <pic:pic xmlns:pic="http://schemas.openxmlformats.org/drawingml/2006/picture">
+                  <pic:nvPicPr>
+                    <pic:cNvPr id="1" name=""/>
+                    <pic:cNvPicPr/>
+                  </pic:nvPicPr>
+                  <pic:blipFill>
+                    <a:blip r:embed="rId102">
+                      <a:extLst>
+                        <a:ext uri="{28A0092B-C50C-407E-A947-70E740481C1C}">
+                          <a14:useLocalDpi xmlns:a14="http://schemas.microsoft.com/office/drawing/2010/main" val="0"/>
+                        </a:ext>
+                      </a:extLst>
+                    </a:blip>
+                    <a:stretch>
+                      <a:fillRect/>
+                    </a:stretch>
+                  </pic:blipFill>
+                  <pic:spPr>
+                    <a:xfrm>
+                      <a:off x="0" y="0"/>
+                      <a:ext cx="4495800" cy="2295525"/>
+                    </a:xfrm>
+                    <a:prstGeom prst="rect">
+                      <a:avLst/>
+                    </a:prstGeom>
+                  </pic:spPr>
+                </pic:pic>
+              </a:graphicData>
+            </a:graphic>
+          </wp:anchor>
+        </w:drawing>
+      </w:r>
+    </w:p>
+    <w:p/>
+    <w:p/>
+    <w:p/>
+    <w:p/>
+    <w:p/>
+    <w:p/>
+    <w:p/>
+    <w:p>
+      <w:r>
+        <w:t xml:space="preserve">58- </w:t>
+      </w:r>
     </w:p>
     <w:sectPr>
-      <w:footerReference w:type="default" r:id="rId99"/>
+      <w:footerReference w:type="default" r:id="rId103"/>
       <w:pgSz w:w="11906" w:h="16838"/>
       <w:pgMar w:top="1418" w:right="1701" w:bottom="1418" w:left="1701" w:header="709" w:footer="709" w:gutter="0"/>
       <w:cols w:space="708"/>
@@ -11475,7 +11836,7 @@
 </file>
 
 <file path=customXml/itemProps1.xml><?xml version="1.0" encoding="utf-8"?>
-<ds:datastoreItem xmlns:ds="http://schemas.openxmlformats.org/officeDocument/2006/customXml" ds:itemID="{D5F956E2-A727-4EF5-A30E-1376FFC1C9BA}">
+<ds:datastoreItem xmlns:ds="http://schemas.openxmlformats.org/officeDocument/2006/customXml" ds:itemID="{27DF0690-EED9-463A-A235-01DCEB1F4DC7}">
   <ds:schemaRefs>
     <ds:schemaRef ds:uri="http://schemas.openxmlformats.org/officeDocument/2006/bibliography"/>
   </ds:schemaRefs>
